--- a/downloads/rbnt-holders-q3-2026.docx
+++ b/downloads/rbnt-holders-q3-2026.docx
@@ -9971,7 +9971,7 @@
         <w:rPr>
           <w:b w:val="0"/>
         </w:rPr>
-        <w:t>Internal transfers come from the explorer because the public node offers no trace interface. We tested them indirectly: the named wallets, the WRBNT contract and both pools, which move coins mostly through internal transfers, all balance to the wei.</w:t>
+        <w:t>The node we read cannot replay contract calls, so coins that contracts pass along inside a transaction were taken from the explorer's records. They hold up: the named wallets, the WRBNT contract and both pools pay out mostly that way, and every one of them balances to the wei.</w:t>
       </w:r>
     </w:p>
     <w:p>
